--- a/templates/HDMB TT50%.docx
+++ b/templates/HDMB TT50%.docx
@@ -307,7 +307,16 @@
       </w:r>
       <w:r>
         <w:rPr>
-          <w:rFonts w:ascii="SimSun" w:hAnsi="SimSun" w:eastAsia="SimSun" w:cs="SimSun"/>
+          <w:rFonts w:hint="default" w:ascii="Times New Roman" w:hAnsi="Times New Roman" w:eastAsia="SimSun" w:cs="Times New Roman"/>
+          <w:sz w:val="26"/>
+          <w:szCs w:val="26"/>
+          <w:lang w:val="en-US"/>
+        </w:rPr>
+        <w:t xml:space="preserve"> </w:t>
+      </w:r>
+      <w:r>
+        <w:rPr>
+          <w:rFonts w:hint="default" w:ascii="Times New Roman" w:hAnsi="Times New Roman" w:eastAsia="SimSun" w:cs="Times New Roman"/>
           <w:sz w:val="26"/>
           <w:szCs w:val="26"/>
         </w:rPr>
@@ -315,7 +324,7 @@
       </w:r>
       <w:r>
         <w:rPr>
-          <w:rFonts w:hint="default" w:ascii="SimSun" w:hAnsi="SimSun" w:eastAsia="SimSun" w:cs="SimSun"/>
+          <w:rFonts w:hint="default" w:ascii="Times New Roman" w:hAnsi="Times New Roman" w:eastAsia="SimSun" w:cs="Times New Roman"/>
           <w:sz w:val="26"/>
           <w:szCs w:val="26"/>
           <w:lang w:val="en-US"/>
@@ -332,7 +341,16 @@
       </w:r>
       <w:r>
         <w:rPr>
-          <w:rFonts w:ascii="SimSun" w:hAnsi="SimSun" w:eastAsia="SimSun" w:cs="SimSun"/>
+          <w:rFonts w:hint="default" w:ascii="Times New Roman" w:hAnsi="Times New Roman" w:eastAsia="SimSun" w:cs="Times New Roman"/>
+          <w:sz w:val="26"/>
+          <w:szCs w:val="26"/>
+          <w:lang w:val="en-US"/>
+        </w:rPr>
+        <w:t xml:space="preserve"> </w:t>
+      </w:r>
+      <w:r>
+        <w:rPr>
+          <w:rFonts w:hint="default" w:ascii="Times New Roman" w:hAnsi="Times New Roman" w:eastAsia="SimSun" w:cs="Times New Roman"/>
           <w:sz w:val="26"/>
           <w:szCs w:val="26"/>
         </w:rPr>
@@ -340,7 +358,24 @@
       </w:r>
       <w:r>
         <w:rPr>
-          <w:rFonts w:hint="default" w:ascii="SimSun" w:hAnsi="SimSun" w:eastAsia="SimSun" w:cs="SimSun"/>
+          <w:rFonts w:hint="default" w:ascii="Times New Roman" w:hAnsi="Times New Roman" w:eastAsia="SimSun" w:cs="Times New Roman"/>
+          <w:sz w:val="26"/>
+          <w:szCs w:val="26"/>
+          <w:lang w:val="en-US"/>
+        </w:rPr>
+        <w:t xml:space="preserve"> </w:t>
+      </w:r>
+      <w:r>
+        <w:rPr>
+          <w:rFonts w:hint="default" w:ascii="Times New Roman" w:hAnsi="Times New Roman" w:eastAsia="SimSun" w:cs="Times New Roman"/>
+          <w:sz w:val="26"/>
+          <w:szCs w:val="26"/>
+        </w:rPr>
+        <w:t>năm</w:t>
+      </w:r>
+      <w:r>
+        <w:rPr>
+          <w:rFonts w:hint="default" w:ascii="Times New Roman" w:hAnsi="Times New Roman" w:eastAsia="SimSun" w:cs="Times New Roman"/>
           <w:sz w:val="26"/>
           <w:szCs w:val="26"/>
           <w:lang w:val="en-US"/>
@@ -352,14 +387,6 @@
       <w:r>
         <w:rPr>
           <w:rFonts w:hint="default" w:ascii="Times New Roman" w:hAnsi="Times New Roman" w:eastAsia="SimSun" w:cs="Times New Roman"/>
-          <w:sz w:val="26"/>
-          <w:szCs w:val="26"/>
-        </w:rPr>
-        <w:t>năm</w:t>
-      </w:r>
-      <w:r>
-        <w:rPr>
-          <w:rFonts w:ascii="SimSun" w:hAnsi="SimSun" w:eastAsia="SimSun" w:cs="SimSun"/>
           <w:sz w:val="26"/>
           <w:szCs w:val="26"/>
         </w:rPr>
@@ -3098,9 +3125,9 @@
         </w:rPr>
         <w:t xml:space="preserve">  Trong vòng </w:t>
       </w:r>
-      <w:bookmarkStart w:id="3" w:name="OLE_LINK19"/>
-      <w:bookmarkStart w:id="4" w:name="OLE_LINK18"/>
-      <w:bookmarkStart w:id="5" w:name="OLE_LINK17"/>
+      <w:bookmarkStart w:id="3" w:name="OLE_LINK18"/>
+      <w:bookmarkStart w:id="4" w:name="OLE_LINK17"/>
+      <w:bookmarkStart w:id="5" w:name="OLE_LINK19"/>
       <w:r>
         <w:rPr>
           <w:rFonts w:cs="Times New Roman"/>

--- a/templates/HDMB TT50%.docx
+++ b/templates/HDMB TT50%.docx
@@ -47,6 +47,8 @@
           <w:szCs w:val="26"/>
         </w:rPr>
       </w:pPr>
+      <w:bookmarkStart w:id="7" w:name="_GoBack"/>
+      <w:bookmarkEnd w:id="7"/>
       <w:r>
         <w:rPr>
           <w:b/>
@@ -147,6 +149,7 @@
       </w:r>
       <w:r>
         <w:rPr>
+          <w:rFonts w:hint="default" w:ascii="Times New Roman" w:hAnsi="Times New Roman" w:cs="Times New Roman"/>
           <w:sz w:val="26"/>
           <w:szCs w:val="26"/>
           <w:highlight w:val="none"/>
@@ -155,7 +158,7 @@
       </w:r>
       <w:r>
         <w:rPr>
-          <w:rFonts w:ascii="SimSun" w:hAnsi="SimSun" w:eastAsia="SimSun" w:cs="SimSun"/>
+          <w:rFonts w:hint="default" w:ascii="Times New Roman" w:hAnsi="Times New Roman" w:eastAsia="SimSun" w:cs="Times New Roman"/>
           <w:sz w:val="26"/>
           <w:szCs w:val="26"/>
         </w:rPr>
@@ -163,11 +166,12 @@
       </w:r>
       <w:r>
         <w:rPr>
+          <w:rFonts w:hint="default" w:ascii="Times New Roman" w:hAnsi="Times New Roman" w:cs="Times New Roman"/>
           <w:sz w:val="26"/>
           <w:szCs w:val="26"/>
           <w:highlight w:val="none"/>
         </w:rPr>
-        <w:t xml:space="preserve">/HĐMB/VGG- </w:t>
+        <w:t xml:space="preserve"> </w:t>
       </w:r>
       <w:r>
         <w:rPr>
@@ -382,8 +386,6 @@
         </w:rPr>
         <w:t xml:space="preserve"> </w:t>
       </w:r>
-      <w:bookmarkStart w:id="7" w:name="_GoBack"/>
-      <w:bookmarkEnd w:id="7"/>
       <w:r>
         <w:rPr>
           <w:rFonts w:hint="default" w:ascii="Times New Roman" w:hAnsi="Times New Roman" w:eastAsia="SimSun" w:cs="Times New Roman"/>
@@ -463,12 +465,6 @@
             <w:insideH w:val="none" w:color="auto" w:sz="0" w:space="0"/>
             <w:insideV w:val="none" w:color="auto" w:sz="0" w:space="0"/>
           </w:tblBorders>
-          <w:tblCellMar>
-            <w:top w:w="0" w:type="dxa"/>
-            <w:left w:w="108" w:type="dxa"/>
-            <w:bottom w:w="0" w:type="dxa"/>
-            <w:right w:w="108" w:type="dxa"/>
-          </w:tblCellMar>
         </w:tblPrEx>
         <w:trPr>
           <w:jc w:val="center"/>
@@ -3126,8 +3122,8 @@
         <w:t xml:space="preserve">  Trong vòng </w:t>
       </w:r>
       <w:bookmarkStart w:id="3" w:name="OLE_LINK18"/>
-      <w:bookmarkStart w:id="4" w:name="OLE_LINK17"/>
-      <w:bookmarkStart w:id="5" w:name="OLE_LINK19"/>
+      <w:bookmarkStart w:id="4" w:name="OLE_LINK19"/>
+      <w:bookmarkStart w:id="5" w:name="OLE_LINK17"/>
       <w:r>
         <w:rPr>
           <w:rFonts w:cs="Times New Roman"/>
